--- a/DeepSkilling/Module-3/Create a Stored Procedure.docx
+++ b/DeepSkilling/Module-3/Create a Stored Procedure.docx
@@ -179,31 +179,15 @@
         <w:ind w:left="360"/>
       </w:pPr>
       <w:r>
-        <w:t xml:space="preserve">    @FirstName </w:t>
-      </w:r>
-      <w:proofErr w:type="gramStart"/>
-      <w:r>
-        <w:t>VARCHAR(</w:t>
-      </w:r>
-      <w:proofErr w:type="gramEnd"/>
-      <w:r>
-        <w:t>50),</w:t>
-      </w:r>
-    </w:p>
-    <w:p>
-      <w:pPr>
-        <w:ind w:left="360"/>
-      </w:pPr>
-      <w:r>
-        <w:t xml:space="preserve">    @LastName </w:t>
-      </w:r>
-      <w:proofErr w:type="gramStart"/>
-      <w:r>
-        <w:t>VARCHAR(</w:t>
-      </w:r>
-      <w:proofErr w:type="gramEnd"/>
-      <w:r>
-        <w:t>50),</w:t>
+        <w:t xml:space="preserve">    @FirstName VARCHAR(50),</w:t>
+      </w:r>
+    </w:p>
+    <w:p>
+      <w:pPr>
+        <w:ind w:left="360"/>
+      </w:pPr>
+      <w:r>
+        <w:t xml:space="preserve">    @LastName VARCHAR(50),</w:t>
       </w:r>
     </w:p>
     <w:p>
@@ -219,15 +203,7 @@
         <w:ind w:left="360"/>
       </w:pPr>
       <w:r>
-        <w:t xml:space="preserve">    @Salary </w:t>
-      </w:r>
-      <w:proofErr w:type="gramStart"/>
-      <w:r>
-        <w:t>DECIMAL(</w:t>
-      </w:r>
-      <w:proofErr w:type="gramEnd"/>
-      <w:r>
-        <w:t>10,2),</w:t>
+        <w:t xml:space="preserve">    @Salary DECIMAL(10,2),</w:t>
       </w:r>
     </w:p>
     <w:p>
@@ -333,19 +309,8 @@
           <w:szCs w:val="32"/>
         </w:rPr>
         <w:lastRenderedPageBreak/>
-        <w:t xml:space="preserve">Overall </w:t>
-      </w:r>
-      <w:proofErr w:type="gramStart"/>
-      <w:r>
-        <w:rPr>
-          <w:b/>
-          <w:bCs/>
-          <w:sz w:val="32"/>
-          <w:szCs w:val="32"/>
-        </w:rPr>
-        <w:t>code :</w:t>
-      </w:r>
-      <w:proofErr w:type="gramEnd"/>
+        <w:t>Overall code :</w:t>
+      </w:r>
     </w:p>
     <w:p>
       <w:pPr>
@@ -466,31 +431,15 @@
         <w:ind w:left="360"/>
       </w:pPr>
       <w:r>
-        <w:t xml:space="preserve">    @FirstName </w:t>
-      </w:r>
-      <w:proofErr w:type="gramStart"/>
-      <w:r>
-        <w:t>VARCHAR(</w:t>
-      </w:r>
-      <w:proofErr w:type="gramEnd"/>
-      <w:r>
-        <w:t>50),</w:t>
-      </w:r>
-    </w:p>
-    <w:p>
-      <w:pPr>
-        <w:ind w:left="360"/>
-      </w:pPr>
-      <w:r>
-        <w:t xml:space="preserve">    @LastName </w:t>
-      </w:r>
-      <w:proofErr w:type="gramStart"/>
-      <w:r>
-        <w:t>VARCHAR(</w:t>
-      </w:r>
-      <w:proofErr w:type="gramEnd"/>
-      <w:r>
-        <w:t>50),</w:t>
+        <w:t xml:space="preserve">    @FirstName VARCHAR(50),</w:t>
+      </w:r>
+    </w:p>
+    <w:p>
+      <w:pPr>
+        <w:ind w:left="360"/>
+      </w:pPr>
+      <w:r>
+        <w:t xml:space="preserve">    @LastName VARCHAR(50),</w:t>
       </w:r>
     </w:p>
     <w:p>
@@ -506,15 +455,7 @@
         <w:ind w:left="360"/>
       </w:pPr>
       <w:r>
-        <w:t xml:space="preserve">    @Salary </w:t>
-      </w:r>
-      <w:proofErr w:type="gramStart"/>
-      <w:r>
-        <w:t>DECIMAL(</w:t>
-      </w:r>
-      <w:proofErr w:type="gramEnd"/>
-      <w:r>
-        <w:t>10,2),</w:t>
+        <w:t xml:space="preserve">    @Salary DECIMAL(10,2),</w:t>
       </w:r>
     </w:p>
     <w:p>
@@ -1395,6 +1336,7 @@
   <w:style w:type="character" w:default="1" w:styleId="DefaultParagraphFont">
     <w:name w:val="Default Paragraph Font"/>
     <w:uiPriority w:val="1"/>
+    <w:semiHidden/>
     <w:unhideWhenUsed/>
   </w:style>
   <w:style w:type="table" w:default="1" w:styleId="TableNormal">
